--- a/Free-Quarry/Ultras/Exodus-3-Ultra-The-Name-at-the-Bush.docx
+++ b/Free-Quarry/Ultras/Exodus-3-Ultra-The-Name-at-the-Bush.docx
@@ -1567,6 +1567,20 @@
           <w:i w:val="0"/>
           <w:sz w:val="20"/>
         </w:rPr>
+        <w:t>• le-olam written defectively (לְעֹלָם) — no vav: the same consonants the tradition reads as le-allem, לְעַלֵּם, to be CONCEALED — Pesachim 50a, the Name is not read as it is written. This is my Name forever / this is my Name, to be hidden — one unpointed word, and the warrant for never pronouncing it stands inside the verse that gives it. The corpus writes YHWH and every committee writes LORD, and the convention is born here.</w:t>
+      </w:r>
+    </w:p>
+    <w:p>
+      <w:pPr>
+        <w:keepLines/>
+        <w:jc w:val="center"/>
+      </w:pPr>
+      <w:r>
+        <w:rPr>
+          <w:b w:val="0"/>
+          <w:i w:val="0"/>
+          <w:sz w:val="20"/>
+        </w:rPr>
         <w:t>• zichri le-dor dor (זִכְרִי לְדֹר דֹּר) — my remembrance, generation to generation: zecher — the Name as the thing carried mouth to mouth down the line: not archived but recited, handed on, kept warm by use.</w:t>
       </w:r>
     </w:p>
@@ -1687,7 +1701,7 @@
           <w:sz w:val="26"/>
           <w:rtl w:val="1"/>
         </w:rPr>
-        <w:t>בְּלַבַּת־אֵשׁ מִתּוֹךְ הַסְּנֶה,</w:t>
+        <w:t>בְּלַבַּת־אֵשׁ מִתּוֹךְ הַסְּנֶה</w:t>
       </w:r>
     </w:p>
     <w:p>
@@ -1705,7 +1719,7 @@
           <w:sz w:val="26"/>
           <w:rtl w:val="1"/>
         </w:rPr>
-        <w:t>וְהִנֵּה הַסְּנֶה בֹּעֵר בָּאֵשׁ,</w:t>
+        <w:t>וַיַּרְא וְהִנֵּה הַסְּנֶה בֹּעֵר בָּאֵשׁ</w:t>
       </w:r>
     </w:p>
     <w:p>
@@ -1741,7 +1755,7 @@
           <w:sz w:val="26"/>
           <w:rtl w:val="1"/>
         </w:rPr>
-        <w:t>וַיִּקְרָא אֵלָיו אֱלֹהִים מִתּוֹךְ הַסְּנֶה,</w:t>
+        <w:t>וַיִּקְרָא אֵלָיו אֱלֹהִים מִתּוֹךְ הַסְּנֶה</w:t>
       </w:r>
     </w:p>
     <w:p>
@@ -1759,7 +1773,7 @@
           <w:sz w:val="26"/>
           <w:rtl w:val="1"/>
         </w:rPr>
-        <w:t>וַיֹּאמֶר: מֹשֶׁה, מֹשֶׁה׃</w:t>
+        <w:t>וַיֹּאמֶר מֹשֶׁה מֹשֶׁה</w:t>
       </w:r>
     </w:p>
     <w:p>
@@ -1777,7 +1791,7 @@
           <w:sz w:val="26"/>
           <w:rtl w:val="1"/>
         </w:rPr>
-        <w:t>וַיֹּאמֶר: הִנֵּנִי׃</w:t>
+        <w:t>וַיֹּאמֶר הִנֵּנִי׃</w:t>
       </w:r>
     </w:p>
     <w:p>
@@ -1795,7 +1809,7 @@
           <w:sz w:val="26"/>
           <w:rtl w:val="1"/>
         </w:rPr>
-        <w:t>שַׁל־נְעָלֶיךָ מֵעַל רַגְלֶיךָ,</w:t>
+        <w:t>וַיֹּאמֶר אַל־תִּקְרַב הֲלֹם</w:t>
       </w:r>
     </w:p>
     <w:p>
@@ -1805,6 +1819,1161 @@
         <w:bidi w:val="1"/>
         <w:keepNext w:val="1"/>
         <w:keepLines w:val="1"/>
+      </w:pPr>
+      <w:r>
+        <w:rPr>
+          <w:b w:val="0"/>
+          <w:i w:val="0"/>
+          <w:sz w:val="26"/>
+          <w:rtl w:val="1"/>
+        </w:rPr>
+        <w:t>שַׁל־נְעָלֶיךָ מֵעַל רַגְלֶיךָ</w:t>
+      </w:r>
+    </w:p>
+    <w:p>
+      <w:pPr>
+        <w:spacing w:after="60" w:before="0"/>
+        <w:jc w:val="center"/>
+        <w:bidi w:val="1"/>
+        <w:keepNext w:val="1"/>
+        <w:keepLines w:val="1"/>
+      </w:pPr>
+      <w:r>
+        <w:rPr>
+          <w:b w:val="0"/>
+          <w:i w:val="0"/>
+          <w:sz w:val="26"/>
+          <w:rtl w:val="1"/>
+        </w:rPr>
+        <w:t>כִּי הַמָּקוֹם אֲשֶׁר אַתָּה עוֹמֵד עָלָיו</w:t>
+      </w:r>
+    </w:p>
+    <w:p>
+      <w:pPr>
+        <w:spacing w:after="60" w:before="0"/>
+        <w:jc w:val="center"/>
+        <w:bidi w:val="1"/>
+        <w:keepNext w:val="1"/>
+        <w:keepLines w:val="1"/>
+      </w:pPr>
+      <w:r>
+        <w:rPr>
+          <w:b w:val="0"/>
+          <w:i w:val="0"/>
+          <w:sz w:val="26"/>
+          <w:rtl w:val="1"/>
+        </w:rPr>
+        <w:t>אַדְמַת־קֹדֶשׁ הוּא׃</w:t>
+      </w:r>
+    </w:p>
+    <w:p>
+      <w:pPr>
+        <w:spacing w:after="60" w:before="0"/>
+        <w:jc w:val="center"/>
+        <w:bidi w:val="1"/>
+        <w:keepNext w:val="1"/>
+        <w:keepLines w:val="1"/>
+      </w:pPr>
+      <w:r>
+        <w:rPr>
+          <w:b w:val="0"/>
+          <w:i w:val="0"/>
+          <w:sz w:val="26"/>
+          <w:rtl w:val="1"/>
+        </w:rPr>
+        <w:t>וַיֹּאמֶר יְהוָה רָאֹה רָאִיתִי</w:t>
+      </w:r>
+    </w:p>
+    <w:p>
+      <w:pPr>
+        <w:spacing w:after="60" w:before="0"/>
+        <w:jc w:val="center"/>
+        <w:bidi w:val="1"/>
+        <w:keepNext w:val="1"/>
+        <w:keepLines w:val="1"/>
+      </w:pPr>
+      <w:r>
+        <w:rPr>
+          <w:b w:val="0"/>
+          <w:i w:val="0"/>
+          <w:sz w:val="26"/>
+          <w:rtl w:val="1"/>
+        </w:rPr>
+        <w:t>אֶת־עֳנִי עַמִּי אֲשֶׁר בְּמִצְרָיִם</w:t>
+      </w:r>
+    </w:p>
+    <w:p>
+      <w:pPr>
+        <w:spacing w:after="60" w:before="0"/>
+        <w:jc w:val="center"/>
+        <w:bidi w:val="1"/>
+        <w:keepNext w:val="1"/>
+        <w:keepLines w:val="1"/>
+      </w:pPr>
+      <w:r>
+        <w:rPr>
+          <w:b w:val="0"/>
+          <w:i w:val="0"/>
+          <w:sz w:val="26"/>
+          <w:rtl w:val="1"/>
+        </w:rPr>
+        <w:t>וְאֶת־צַעֲקָתָם שָׁמַעְתִּי מִפְּנֵי נֹגְשָׂיו</w:t>
+      </w:r>
+    </w:p>
+    <w:p>
+      <w:pPr>
+        <w:spacing w:after="60" w:before="0"/>
+        <w:jc w:val="center"/>
+        <w:bidi w:val="1"/>
+        <w:keepNext w:val="1"/>
+        <w:keepLines w:val="1"/>
+      </w:pPr>
+      <w:r>
+        <w:rPr>
+          <w:b w:val="0"/>
+          <w:i w:val="0"/>
+          <w:sz w:val="26"/>
+          <w:rtl w:val="1"/>
+        </w:rPr>
+        <w:t>כִּי יָדַעְתִּי אֶת־מַכְאֹבָיו׃</w:t>
+      </w:r>
+    </w:p>
+    <w:p>
+      <w:pPr>
+        <w:spacing w:after="60" w:before="0"/>
+        <w:jc w:val="center"/>
+        <w:bidi w:val="1"/>
+        <w:keepNext w:val="1"/>
+        <w:keepLines w:val="1"/>
+      </w:pPr>
+      <w:r>
+        <w:rPr>
+          <w:b w:val="0"/>
+          <w:i w:val="0"/>
+          <w:sz w:val="26"/>
+          <w:rtl w:val="1"/>
+        </w:rPr>
+        <w:t>וַיֹּאמֶר אֱלֹהִים אֶל־מֹשֶׁה</w:t>
+      </w:r>
+    </w:p>
+    <w:p>
+      <w:pPr>
+        <w:spacing w:after="60" w:before="0"/>
+        <w:jc w:val="center"/>
+        <w:bidi w:val="1"/>
+        <w:keepNext w:val="1"/>
+        <w:keepLines w:val="1"/>
+      </w:pPr>
+      <w:r>
+        <w:rPr>
+          <w:b w:val="0"/>
+          <w:i w:val="0"/>
+          <w:sz w:val="26"/>
+          <w:rtl w:val="1"/>
+        </w:rPr>
+        <w:t>אֶהְיֶה אֲשֶׁר אֶהְיֶה</w:t>
+      </w:r>
+    </w:p>
+    <w:p>
+      <w:pPr>
+        <w:spacing w:after="60" w:before="0"/>
+        <w:jc w:val="center"/>
+        <w:bidi w:val="1"/>
+        <w:keepNext w:val="1"/>
+        <w:keepLines w:val="1"/>
+      </w:pPr>
+      <w:r>
+        <w:rPr>
+          <w:b w:val="0"/>
+          <w:i w:val="0"/>
+          <w:sz w:val="26"/>
+          <w:rtl w:val="1"/>
+        </w:rPr>
+        <w:t>וַיֹּאמֶר כֹּה תֹאמַר לִבְנֵי יִשְׂרָאֵל</w:t>
+      </w:r>
+    </w:p>
+    <w:p>
+      <w:pPr>
+        <w:spacing w:after="60" w:before="0"/>
+        <w:jc w:val="center"/>
+        <w:bidi w:val="1"/>
+        <w:keepNext w:val="1"/>
+        <w:keepLines w:val="1"/>
+      </w:pPr>
+      <w:r>
+        <w:rPr>
+          <w:b w:val="0"/>
+          <w:i w:val="0"/>
+          <w:sz w:val="26"/>
+          <w:rtl w:val="1"/>
+        </w:rPr>
+        <w:t>אֶהְיֶה שְׁלָחַנִי אֲלֵיכֶם׃</w:t>
+      </w:r>
+    </w:p>
+    <w:p>
+      <w:pPr>
+        <w:spacing w:after="0" w:before="0"/>
+        <w:jc w:val="center"/>
+        <w:bidi w:val="1"/>
+        <w:keepNext w:val="1"/>
+        <w:keepLines w:val="1"/>
+      </w:pPr>
+      <w:r>
+        <w:rPr>
+          <w:b w:val="0"/>
+          <w:i w:val="0"/>
+          <w:sz w:val="26"/>
+          <w:rtl w:val="1"/>
+        </w:rPr>
+        <w:t>וַיֹּאמֶר עוֹד אֱלֹהִים אֶל־מֹשֶׁה</w:t>
+      </w:r>
+    </w:p>
+    <w:p>
+      <w:pPr>
+        <w:spacing w:after="0" w:before="0"/>
+        <w:jc w:val="center"/>
+        <w:bidi w:val="1"/>
+        <w:keepNext w:val="1"/>
+        <w:keepLines w:val="1"/>
+      </w:pPr>
+      <w:r>
+        <w:rPr>
+          <w:b w:val="0"/>
+          <w:i w:val="0"/>
+          <w:sz w:val="26"/>
+          <w:rtl w:val="1"/>
+        </w:rPr>
+        <w:t>כֹּה־תֹאמַר אֶל־בְּנֵי יִשְׂרָאֵל</w:t>
+      </w:r>
+    </w:p>
+    <w:p>
+      <w:pPr>
+        <w:spacing w:after="0" w:before="0"/>
+        <w:jc w:val="center"/>
+        <w:bidi w:val="1"/>
+        <w:keepNext w:val="1"/>
+        <w:keepLines w:val="1"/>
+      </w:pPr>
+      <w:r>
+        <w:rPr>
+          <w:b w:val="0"/>
+          <w:i w:val="0"/>
+          <w:sz w:val="26"/>
+          <w:rtl w:val="1"/>
+        </w:rPr>
+        <w:t>יְהוָה אֱלֹהֵי אֲבֹתֵיכֶם</w:t>
+      </w:r>
+    </w:p>
+    <w:p>
+      <w:pPr>
+        <w:spacing w:after="0" w:before="0"/>
+        <w:jc w:val="center"/>
+        <w:bidi w:val="1"/>
+        <w:keepNext w:val="1"/>
+        <w:keepLines w:val="1"/>
+      </w:pPr>
+      <w:r>
+        <w:rPr>
+          <w:b w:val="0"/>
+          <w:i w:val="0"/>
+          <w:sz w:val="26"/>
+          <w:rtl w:val="1"/>
+        </w:rPr>
+        <w:t>אֱלֹהֵי אַבְרָהָם אֱלֹהֵי יִצְחָק וֵאלֹהֵי יַעֲקֹב</w:t>
+      </w:r>
+    </w:p>
+    <w:p>
+      <w:pPr>
+        <w:spacing w:after="0" w:before="0"/>
+        <w:jc w:val="center"/>
+        <w:bidi w:val="1"/>
+        <w:keepNext w:val="1"/>
+        <w:keepLines w:val="1"/>
+      </w:pPr>
+      <w:r>
+        <w:rPr>
+          <w:b w:val="0"/>
+          <w:i w:val="0"/>
+          <w:sz w:val="26"/>
+          <w:rtl w:val="1"/>
+        </w:rPr>
+        <w:t>שְׁלָחַנִי אֲלֵיכֶם</w:t>
+      </w:r>
+    </w:p>
+    <w:p>
+      <w:pPr>
+        <w:spacing w:after="0" w:before="0"/>
+        <w:jc w:val="center"/>
+        <w:bidi w:val="1"/>
+        <w:keepNext w:val="1"/>
+        <w:keepLines w:val="1"/>
+      </w:pPr>
+      <w:r>
+        <w:rPr>
+          <w:b w:val="0"/>
+          <w:i w:val="0"/>
+          <w:sz w:val="26"/>
+          <w:rtl w:val="1"/>
+        </w:rPr>
+        <w:t>זֶה־שְּׁמִי לְעֹלָם</w:t>
+      </w:r>
+    </w:p>
+    <w:p>
+      <w:pPr>
+        <w:spacing w:after="0" w:before="0"/>
+        <w:jc w:val="center"/>
+        <w:bidi w:val="1"/>
+        <w:keepNext w:val="1"/>
+        <w:keepLines w:val="1"/>
+      </w:pPr>
+      <w:r>
+        <w:rPr>
+          <w:b w:val="0"/>
+          <w:i w:val="0"/>
+          <w:sz w:val="26"/>
+          <w:rtl w:val="1"/>
+        </w:rPr>
+        <w:t>וְזֶה זִכְרִי לְדֹר דֹּר׃</w:t>
+      </w:r>
+    </w:p>
+    <w:p>
+      <w:pPr>
+        <w:spacing w:after="80" w:before="0"/>
+        <w:jc w:val="center"/>
+        <w:keepNext w:val="1"/>
+        <w:keepLines w:val="1"/>
+      </w:pPr>
+    </w:p>
+    <w:p>
+      <w:pPr>
+        <w:spacing w:after="20" w:before="0"/>
+        <w:jc w:val="center"/>
+        <w:keepNext w:val="1"/>
+        <w:keepLines w:val="1"/>
+      </w:pPr>
+      <w:r>
+        <w:rPr>
+          <w:b w:val="0"/>
+          <w:i/>
+          <w:sz w:val="18"/>
+        </w:rPr>
+        <w:t>va-yera mal’ach YHWH elav be-labbat-esh mittoch ha-sneh,</w:t>
+      </w:r>
+    </w:p>
+    <w:p>
+      <w:pPr>
+        <w:spacing w:after="20" w:before="0"/>
+        <w:jc w:val="center"/>
+        <w:keepNext w:val="1"/>
+        <w:keepLines w:val="1"/>
+      </w:pPr>
+      <w:r>
+        <w:rPr>
+          <w:b w:val="0"/>
+          <w:i/>
+          <w:sz w:val="18"/>
+        </w:rPr>
+        <w:t>va-yar ve-hinneh ha-sneh bo’er ba-esh, ve-ha-sneh einennu ukkal.</w:t>
+      </w:r>
+    </w:p>
+    <w:p>
+      <w:pPr>
+        <w:spacing w:after="20" w:before="0"/>
+        <w:jc w:val="center"/>
+        <w:keepNext w:val="1"/>
+        <w:keepLines w:val="1"/>
+      </w:pPr>
+      <w:r>
+        <w:rPr>
+          <w:b w:val="0"/>
+          <w:i/>
+          <w:sz w:val="18"/>
+        </w:rPr>
+        <w:t>va-yikra elav Elohim mittoch ha-sneh, va-yomer: Moshe, Moshe —</w:t>
+      </w:r>
+    </w:p>
+    <w:p>
+      <w:pPr>
+        <w:spacing w:after="20" w:before="0"/>
+        <w:jc w:val="center"/>
+        <w:keepNext w:val="1"/>
+        <w:keepLines w:val="1"/>
+      </w:pPr>
+      <w:r>
+        <w:rPr>
+          <w:b w:val="0"/>
+          <w:i/>
+          <w:sz w:val="18"/>
+        </w:rPr>
+        <w:t>va-yomer: hineni.</w:t>
+      </w:r>
+    </w:p>
+    <w:p>
+      <w:pPr>
+        <w:spacing w:after="20" w:before="0"/>
+        <w:jc w:val="center"/>
+        <w:keepNext w:val="1"/>
+        <w:keepLines w:val="1"/>
+      </w:pPr>
+      <w:r>
+        <w:rPr>
+          <w:b w:val="0"/>
+          <w:i/>
+          <w:sz w:val="18"/>
+        </w:rPr>
+        <w:t>va-yomer: al-tikrav halom, shal-ne’alecha me-al raglecha,</w:t>
+      </w:r>
+    </w:p>
+    <w:p>
+      <w:pPr>
+        <w:spacing w:after="20" w:before="0"/>
+        <w:jc w:val="center"/>
+        <w:keepNext w:val="1"/>
+        <w:keepLines w:val="1"/>
+      </w:pPr>
+      <w:r>
+        <w:rPr>
+          <w:b w:val="0"/>
+          <w:i/>
+          <w:sz w:val="18"/>
+        </w:rPr>
+        <w:t>ki ha-makom asher attah omed alav, admat-kodesh hu.</w:t>
+      </w:r>
+    </w:p>
+    <w:p>
+      <w:pPr>
+        <w:spacing w:after="20" w:before="0"/>
+        <w:jc w:val="center"/>
+        <w:keepNext w:val="1"/>
+        <w:keepLines w:val="1"/>
+      </w:pPr>
+      <w:r>
+        <w:rPr>
+          <w:b w:val="0"/>
+          <w:i/>
+          <w:sz w:val="18"/>
+        </w:rPr>
+        <w:t>va-yomer YHWH: ra’oh ra’iti et-oni ammi asher be-Mitzrayim,</w:t>
+      </w:r>
+    </w:p>
+    <w:p>
+      <w:pPr>
+        <w:spacing w:after="20" w:before="0"/>
+        <w:jc w:val="center"/>
+        <w:keepNext w:val="1"/>
+        <w:keepLines w:val="1"/>
+      </w:pPr>
+      <w:r>
+        <w:rPr>
+          <w:b w:val="0"/>
+          <w:i/>
+          <w:sz w:val="18"/>
+        </w:rPr>
+        <w:t>ve-et-tza’akatam shama’ti mi-penei nogsav, ki yada’ti et-mach’ovav.</w:t>
+      </w:r>
+    </w:p>
+    <w:p>
+      <w:pPr>
+        <w:spacing w:after="20" w:before="0"/>
+        <w:jc w:val="center"/>
+        <w:keepNext w:val="1"/>
+        <w:keepLines w:val="1"/>
+      </w:pPr>
+      <w:r>
+        <w:rPr>
+          <w:b w:val="0"/>
+          <w:i/>
+          <w:sz w:val="18"/>
+        </w:rPr>
+        <w:t>va-yomer Elohim el-Moshe: Ehyeh asher Ehyeh —</w:t>
+      </w:r>
+    </w:p>
+    <w:p>
+      <w:pPr>
+        <w:spacing w:after="260" w:before="0"/>
+        <w:jc w:val="center"/>
+        <w:keepNext w:val="1"/>
+        <w:keepLines w:val="1"/>
+      </w:pPr>
+      <w:r>
+        <w:rPr>
+          <w:b w:val="0"/>
+          <w:i/>
+          <w:sz w:val="18"/>
+        </w:rPr>
+        <w:t>va-yomer: koh tomar li-vnei Yisrael: Ehyeh shelachani aleichem.</w:t>
+      </w:r>
+    </w:p>
+    <w:p>
+      <w:pPr>
+        <w:spacing w:after="260" w:before="0"/>
+        <w:jc w:val="center"/>
+        <w:keepNext w:val="1"/>
+        <w:keepLines w:val="1"/>
+      </w:pPr>
+      <w:r>
+        <w:rPr>
+          <w:b w:val="0"/>
+          <w:i/>
+          <w:sz w:val="18"/>
+        </w:rPr>
+        <w:t>va-yomer od Elohim el-Moshe: koh-tomar el-bnei Yisrael:</w:t>
+      </w:r>
+    </w:p>
+    <w:p>
+      <w:pPr>
+        <w:spacing w:after="260" w:before="0"/>
+        <w:jc w:val="center"/>
+        <w:keepNext w:val="1"/>
+        <w:keepLines w:val="1"/>
+      </w:pPr>
+      <w:r>
+        <w:rPr>
+          <w:b w:val="0"/>
+          <w:i/>
+          <w:sz w:val="18"/>
+        </w:rPr>
+        <w:t>YHWH Elohei avoteichem, Elohei Avraham Elohei Yitzchak ve-Elohei Ya’akov,</w:t>
+      </w:r>
+    </w:p>
+    <w:p>
+      <w:pPr>
+        <w:spacing w:after="260" w:before="0"/>
+        <w:jc w:val="center"/>
+        <w:keepNext w:val="1"/>
+        <w:keepLines w:val="1"/>
+      </w:pPr>
+      <w:r>
+        <w:rPr>
+          <w:b w:val="0"/>
+          <w:i/>
+          <w:sz w:val="18"/>
+        </w:rPr>
+        <w:t>shelachani aleichem — zeh-shemi le-olam, ve-zeh zichri le-dor dor.</w:t>
+      </w:r>
+    </w:p>
+    <w:p>
+      <w:pPr>
+        <w:keepNext/>
+        <w:keepLines/>
+        <w:spacing w:line="300" w:lineRule="auto"/>
+        <w:jc w:val="center"/>
+      </w:pPr>
+      <w:r>
+        <w:rPr>
+          <w:b w:val="0"/>
+          <w:i w:val="0"/>
+          <w:sz w:val="24"/>
+        </w:rPr>
+        <w:t>And the Messenger of YHWH appeared to him</w:t>
+      </w:r>
+    </w:p>
+    <w:p>
+      <w:pPr>
+        <w:keepNext/>
+        <w:keepLines/>
+        <w:spacing w:line="300" w:lineRule="auto"/>
+        <w:jc w:val="center"/>
+      </w:pPr>
+      <w:r>
+        <w:rPr>
+          <w:b w:val="0"/>
+          <w:i w:val="0"/>
+          <w:sz w:val="24"/>
+        </w:rPr>
+        <w:t>in a heart of flame, from the midst of the thornbush —</w:t>
+      </w:r>
+    </w:p>
+    <w:p>
+      <w:pPr>
+        <w:keepNext/>
+        <w:keepLines/>
+        <w:spacing w:line="300" w:lineRule="auto"/>
+        <w:jc w:val="center"/>
+      </w:pPr>
+      <w:r>
+        <w:rPr>
+          <w:b w:val="0"/>
+          <w:i w:val="0"/>
+          <w:sz w:val="24"/>
+        </w:rPr>
+        <w:t>and he looked, and behold: the bush, burning in the fire —</w:t>
+      </w:r>
+    </w:p>
+    <w:p>
+      <w:pPr>
+        <w:keepNext/>
+        <w:keepLines/>
+        <w:spacing w:line="300" w:lineRule="auto"/>
+        <w:jc w:val="center"/>
+      </w:pPr>
+      <w:r>
+        <w:rPr>
+          <w:b w:val="0"/>
+          <w:i w:val="0"/>
+          <w:sz w:val="24"/>
+        </w:rPr>
+        <w:t>and the bush is not consumed.</w:t>
+      </w:r>
+    </w:p>
+    <w:p>
+      <w:pPr>
+        <w:keepNext/>
+        <w:keepLines/>
+        <w:jc w:val="center"/>
+      </w:pPr>
+    </w:p>
+    <w:p>
+      <w:pPr>
+        <w:keepNext/>
+        <w:keepLines/>
+        <w:spacing w:line="300" w:lineRule="auto"/>
+        <w:jc w:val="center"/>
+      </w:pPr>
+      <w:r>
+        <w:rPr>
+          <w:b w:val="0"/>
+          <w:i w:val="0"/>
+          <w:sz w:val="24"/>
+        </w:rPr>
+        <w:t>God called to him from the midst of the bush:</w:t>
+      </w:r>
+    </w:p>
+    <w:p>
+      <w:pPr>
+        <w:keepNext/>
+        <w:keepLines/>
+        <w:spacing w:line="300" w:lineRule="auto"/>
+        <w:jc w:val="center"/>
+      </w:pPr>
+      <w:r>
+        <w:rPr>
+          <w:b w:val="0"/>
+          <w:i w:val="0"/>
+          <w:sz w:val="24"/>
+        </w:rPr>
+        <w:t>Moshe! Moshe!</w:t>
+      </w:r>
+    </w:p>
+    <w:p>
+      <w:pPr>
+        <w:keepNext/>
+        <w:keepLines/>
+        <w:spacing w:line="300" w:lineRule="auto"/>
+        <w:jc w:val="center"/>
+      </w:pPr>
+      <w:r>
+        <w:rPr>
+          <w:b w:val="0"/>
+          <w:i w:val="0"/>
+          <w:sz w:val="24"/>
+        </w:rPr>
+        <w:t>And he said: Hineni — here I am.</w:t>
+      </w:r>
+    </w:p>
+    <w:p>
+      <w:pPr>
+        <w:keepNext/>
+        <w:keepLines/>
+        <w:spacing w:line="300" w:lineRule="auto"/>
+        <w:jc w:val="center"/>
+      </w:pPr>
+      <w:r>
+        <w:rPr>
+          <w:b w:val="0"/>
+          <w:i w:val="0"/>
+          <w:sz w:val="24"/>
+        </w:rPr>
+        <w:t>And He said: Do not come closer —</w:t>
+      </w:r>
+    </w:p>
+    <w:p>
+      <w:pPr>
+        <w:keepNext/>
+        <w:keepLines/>
+        <w:spacing w:line="300" w:lineRule="auto"/>
+        <w:jc w:val="center"/>
+      </w:pPr>
+      <w:r>
+        <w:rPr>
+          <w:b w:val="0"/>
+          <w:i w:val="0"/>
+          <w:sz w:val="24"/>
+        </w:rPr>
+        <w:t>slip the sandals from your feet —</w:t>
+      </w:r>
+    </w:p>
+    <w:p>
+      <w:pPr>
+        <w:keepNext/>
+        <w:keepLines/>
+        <w:jc w:val="center"/>
+      </w:pPr>
+    </w:p>
+    <w:p>
+      <w:pPr>
+        <w:keepNext/>
+        <w:keepLines/>
+        <w:spacing w:line="300" w:lineRule="auto"/>
+        <w:jc w:val="center"/>
+      </w:pPr>
+      <w:r>
+        <w:rPr>
+          <w:b w:val="0"/>
+          <w:i w:val="0"/>
+          <w:sz w:val="24"/>
+        </w:rPr>
+      </w:r>
+    </w:p>
+    <w:p>
+      <w:pPr>
+        <w:keepNext/>
+        <w:keepLines/>
+        <w:spacing w:line="300" w:lineRule="auto"/>
+        <w:jc w:val="center"/>
+      </w:pPr>
+      <w:r>
+        <w:rPr>
+          <w:b w:val="0"/>
+          <w:i w:val="0"/>
+          <w:sz w:val="24"/>
+        </w:rPr>
+        <w:t>And YHWH said: Seeing, I have SEEN the affliction of my people in Egypt;</w:t>
+      </w:r>
+    </w:p>
+    <w:p>
+      <w:pPr>
+        <w:keepNext/>
+        <w:keepLines/>
+        <w:spacing w:line="300" w:lineRule="auto"/>
+        <w:jc w:val="center"/>
+      </w:pPr>
+      <w:r>
+        <w:rPr>
+          <w:b w:val="0"/>
+          <w:i w:val="0"/>
+          <w:sz w:val="24"/>
+        </w:rPr>
+        <w:t>I have heard their cry from before their taskmasters —</w:t>
+      </w:r>
+    </w:p>
+    <w:p>
+      <w:pPr>
+        <w:keepNext/>
+        <w:keepLines/>
+        <w:jc w:val="center"/>
+      </w:pPr>
+    </w:p>
+    <w:p>
+      <w:pPr>
+        <w:keepNext/>
+        <w:keepLines/>
+        <w:spacing w:line="300" w:lineRule="auto"/>
+        <w:jc w:val="center"/>
+      </w:pPr>
+      <w:r>
+        <w:rPr>
+          <w:b w:val="0"/>
+          <w:i w:val="0"/>
+          <w:sz w:val="24"/>
+        </w:rPr>
+      </w:r>
+    </w:p>
+    <w:p>
+      <w:pPr>
+        <w:keepNext/>
+        <w:keepLines/>
+        <w:spacing w:line="300" w:lineRule="auto"/>
+        <w:jc w:val="center"/>
+      </w:pPr>
+      <w:r>
+        <w:rPr>
+          <w:b w:val="0"/>
+          <w:i w:val="0"/>
+          <w:sz w:val="24"/>
+        </w:rPr>
+        <w:t>And God said to Moshe: EHYEH ASHER EHYEH.</w:t>
+      </w:r>
+    </w:p>
+    <w:p>
+      <w:pPr>
+        <w:keepNext/>
+        <w:keepLines/>
+        <w:jc w:val="center"/>
+      </w:pPr>
+    </w:p>
+    <w:p>
+      <w:pPr>
+        <w:keepNext/>
+        <w:keepLines/>
+        <w:spacing w:line="300" w:lineRule="auto"/>
+        <w:jc w:val="center"/>
+      </w:pPr>
+      <w:r>
+        <w:rPr>
+          <w:b w:val="0"/>
+          <w:i w:val="0"/>
+          <w:sz w:val="24"/>
+        </w:rPr>
+        <w:t>EHYEH has sent me to you.</w:t>
+      </w:r>
+    </w:p>
+    <w:p>
+      <w:pPr>
+        <w:keepNext/>
+        <w:keepLines/>
+        <w:spacing w:line="300" w:lineRule="auto"/>
+        <w:jc w:val="center"/>
+      </w:pPr>
+      <w:r>
+        <w:rPr>
+          <w:b w:val="0"/>
+          <w:i w:val="0"/>
+          <w:sz w:val="24"/>
+        </w:rPr>
+      </w:r>
+    </w:p>
+    <w:p>
+      <w:pPr>
+        <w:keepNext/>
+        <w:keepLines/>
+        <w:spacing w:line="300" w:lineRule="auto"/>
+        <w:jc w:val="center"/>
+      </w:pPr>
+      <w:r>
+        <w:rPr>
+          <w:b w:val="0"/>
+          <w:i w:val="0"/>
+          <w:sz w:val="24"/>
+        </w:rPr>
+        <w:t>And God said further to Moshe: Thus shall you say to the children of Israel:</w:t>
+      </w:r>
+    </w:p>
+    <w:p>
+      <w:pPr>
+        <w:keepLines/>
+        <w:spacing w:line="300" w:lineRule="auto"/>
+        <w:jc w:val="center"/>
+      </w:pPr>
+      <w:r>
+        <w:rPr>
+          <w:b w:val="0"/>
+          <w:i w:val="0"/>
+          <w:sz w:val="24"/>
+        </w:rPr>
+        <w:t>YHWH, the God of your fathers,</w:t>
+      </w:r>
+    </w:p>
+    <w:p>
+      <w:pPr>
+        <w:keepLines/>
+        <w:spacing w:line="300" w:lineRule="auto"/>
+        <w:jc w:val="center"/>
+      </w:pPr>
+      <w:r>
+        <w:rPr>
+          <w:b w:val="0"/>
+          <w:i w:val="0"/>
+          <w:sz w:val="24"/>
+        </w:rPr>
+        <w:t>the God of Abraham, the God of Isaac and the God of Jacob,</w:t>
+      </w:r>
+    </w:p>
+    <w:p>
+      <w:pPr>
+        <w:keepLines/>
+        <w:spacing w:line="300" w:lineRule="auto"/>
+        <w:jc w:val="center"/>
+      </w:pPr>
+      <w:r>
+        <w:rPr>
+          <w:b w:val="0"/>
+          <w:i w:val="0"/>
+          <w:sz w:val="24"/>
+        </w:rPr>
+        <w:t>has sent me to you.</w:t>
+      </w:r>
+    </w:p>
+    <w:p>
+      <w:pPr>
+        <w:keepLines/>
+        <w:spacing w:line="300" w:lineRule="auto"/>
+        <w:jc w:val="center"/>
+      </w:pPr>
+      <w:r>
+        <w:rPr>
+          <w:b w:val="0"/>
+          <w:i w:val="0"/>
+          <w:sz w:val="24"/>
+        </w:rPr>
+        <w:t>This is my Name — le-olam —</w:t>
+      </w:r>
+    </w:p>
+    <w:p>
+      <w:pPr>
+        <w:keepLines/>
+        <w:spacing w:line="300" w:lineRule="auto"/>
+        <w:jc w:val="center"/>
+      </w:pPr>
+      <w:r>
+        <w:rPr>
+          <w:b w:val="0"/>
+          <w:i w:val="0"/>
+          <w:sz w:val="24"/>
+        </w:rPr>
+        <w:t>and this is my remembrance,</w:t>
+      </w:r>
+    </w:p>
+    <w:p>
+      <w:pPr>
+        <w:keepLines/>
+        <w:spacing w:line="300" w:lineRule="auto"/>
+        <w:jc w:val="center"/>
+      </w:pPr>
+      <w:r>
+        <w:rPr>
+          <w:b w:val="0"/>
+          <w:i w:val="0"/>
+          <w:sz w:val="24"/>
+        </w:rPr>
+        <w:t>to generation upon generation.</w:t>
+      </w:r>
+    </w:p>
+    <w:p>
+      <w:pPr>
+        <w:keepNext/>
+        <w:keepLines/>
+        <w:jc w:val="center"/>
+      </w:pPr>
+    </w:p>
+    <w:p>
+      <w:pPr>
+        <w:keepNext/>
+        <w:keepLines/>
+        <w:spacing w:after="120" w:before="0"/>
+        <w:jc w:val="center"/>
+      </w:pPr>
+    </w:p>
+    <w:p>
+      <w:pPr>
+        <w:keepNext/>
+        <w:keepLines/>
+        <w:pageBreakBefore/>
+        <w:spacing w:after="80" w:before="0"/>
+        <w:jc w:val="center"/>
+      </w:pPr>
+      <w:r>
+        <w:rPr>
+          <w:b/>
+          <w:i w:val="0"/>
+          <w:sz w:val="36"/>
+        </w:rPr>
+        <w:t>The Bloom Rendered Back — An Experiment</w:t>
+      </w:r>
+    </w:p>
+    <w:p>
+      <w:pPr>
+        <w:keepNext/>
+        <w:keepLines/>
+        <w:spacing w:after="280" w:before="0"/>
+        <w:jc w:val="center"/>
+      </w:pPr>
+      <w:r>
+        <w:rPr>
+          <w:b w:val="0"/>
+          <w:i/>
+          <w:sz w:val="20"/>
+        </w:rPr>
+        <w:t>Fable’s English bloom re-composed into Hebrew, for visual comparison with the source stone above — an indicative draft for shape-comparison, not a finalised text. It records the earlier bloom, which unfolded EHYEH into three English tenses. That enumeration has since been removed from the rendering above; the round-trip is preserved here unaltered, as the diagnostic that found it. Native Hebrew punctuation only.</w:t>
+      </w:r>
+    </w:p>
+    <w:p>
+      <w:pPr>
+        <w:keepNext/>
+        <w:keepLines/>
+        <w:spacing w:after="60" w:before="0"/>
+        <w:jc w:val="center"/>
+        <w:bidi w:val="1"/>
+      </w:pPr>
+      <w:r>
+        <w:rPr>
+          <w:b w:val="0"/>
+          <w:i w:val="0"/>
+          <w:sz w:val="26"/>
+          <w:rtl w:val="1"/>
+        </w:rPr>
+        <w:t>וּמַלְאַךְ יְהוָה נִרְאָה אֵלָיו</w:t>
+      </w:r>
+    </w:p>
+    <w:p>
+      <w:pPr>
+        <w:keepNext/>
+        <w:keepLines/>
+        <w:spacing w:after="60" w:before="0"/>
+        <w:jc w:val="center"/>
+        <w:bidi w:val="1"/>
+      </w:pPr>
+      <w:r>
+        <w:rPr>
+          <w:b w:val="0"/>
+          <w:i w:val="0"/>
+          <w:sz w:val="26"/>
+          <w:rtl w:val="1"/>
+        </w:rPr>
+        <w:t>בְּלֵב שֶׁל לֶהָבָה, מִתּוֹךְ הַסְּנֶה,</w:t>
+      </w:r>
+    </w:p>
+    <w:p>
+      <w:pPr>
+        <w:keepNext/>
+        <w:keepLines/>
+        <w:spacing w:after="60" w:before="0"/>
+        <w:jc w:val="center"/>
+        <w:bidi w:val="1"/>
+      </w:pPr>
+      <w:r>
+        <w:rPr>
+          <w:b w:val="0"/>
+          <w:i w:val="0"/>
+          <w:sz w:val="26"/>
+          <w:rtl w:val="1"/>
+        </w:rPr>
+        <w:t>וַיַּבֵּט וְהִנֵּה:</w:t>
+      </w:r>
+    </w:p>
+    <w:p>
+      <w:pPr>
+        <w:keepNext/>
+        <w:keepLines/>
+        <w:spacing w:after="60" w:before="0"/>
+        <w:jc w:val="center"/>
+        <w:bidi w:val="1"/>
+      </w:pPr>
+      <w:r>
+        <w:rPr>
+          <w:b w:val="0"/>
+          <w:i w:val="0"/>
+          <w:sz w:val="26"/>
+          <w:rtl w:val="1"/>
+        </w:rPr>
+        <w:t>הַסְּנֶה בּוֹעֵר בָּאֵשׁ,</w:t>
+      </w:r>
+    </w:p>
+    <w:p>
+      <w:pPr>
+        <w:keepNext/>
+        <w:keepLines/>
+        <w:spacing w:after="60" w:before="0"/>
+        <w:jc w:val="center"/>
+        <w:bidi w:val="1"/>
+      </w:pPr>
+      <w:r>
+        <w:rPr>
+          <w:b w:val="0"/>
+          <w:i w:val="0"/>
+          <w:sz w:val="26"/>
+          <w:rtl w:val="1"/>
+        </w:rPr>
+        <w:t>וְהַסְּנֶה אֵינֶנּוּ נֶאֱכָל׃</w:t>
+      </w:r>
+    </w:p>
+    <w:p>
+      <w:pPr>
+        <w:keepNext/>
+        <w:keepLines/>
+        <w:spacing w:after="60" w:before="0"/>
+        <w:jc w:val="center"/>
+        <w:bidi w:val="1"/>
+      </w:pPr>
+      <w:r>
+        <w:rPr>
+          <w:b w:val="0"/>
+          <w:i w:val="0"/>
+          <w:sz w:val="26"/>
+          <w:rtl w:val="1"/>
+        </w:rPr>
+        <w:t>וְקָרָא אֵלָיו הָאֱלֹהִים מִתּוֹךְ הַסְּנֶה, וַיֹּאמֶר:</w:t>
+      </w:r>
+    </w:p>
+    <w:p>
+      <w:pPr>
+        <w:keepNext/>
+        <w:keepLines/>
+        <w:spacing w:after="60" w:before="0"/>
+        <w:jc w:val="center"/>
+        <w:bidi w:val="1"/>
+      </w:pPr>
+      <w:r>
+        <w:rPr>
+          <w:b w:val="0"/>
+          <w:i w:val="0"/>
+          <w:sz w:val="26"/>
+          <w:rtl w:val="1"/>
+        </w:rPr>
+        <w:t>מֹשֶׁה, מֹשֶׁה׃</w:t>
+      </w:r>
+    </w:p>
+    <w:p>
+      <w:pPr>
+        <w:keepNext/>
+        <w:keepLines/>
+        <w:spacing w:after="60" w:before="0"/>
+        <w:jc w:val="center"/>
+        <w:bidi w:val="1"/>
+      </w:pPr>
+      <w:r>
+        <w:rPr>
+          <w:b w:val="0"/>
+          <w:i w:val="0"/>
+          <w:sz w:val="26"/>
+          <w:rtl w:val="1"/>
+        </w:rPr>
+        <w:t>וְהוּא עָנָה: הִנֵּנִי, הִנְנִי כָּאן׃</w:t>
+      </w:r>
+    </w:p>
+    <w:p>
+      <w:pPr>
+        <w:keepNext/>
+        <w:keepLines/>
+        <w:spacing w:after="60" w:before="0"/>
+        <w:jc w:val="center"/>
+        <w:bidi w:val="1"/>
+      </w:pPr>
+      <w:r>
+        <w:rPr>
+          <w:b w:val="0"/>
+          <w:i w:val="0"/>
+          <w:sz w:val="26"/>
+          <w:rtl w:val="1"/>
+        </w:rPr>
+        <w:t>וַיֹּאמֶר: אַל־תִּקְרַב הֲלוֹם׃</w:t>
+      </w:r>
+    </w:p>
+    <w:p>
+      <w:pPr>
+        <w:keepNext/>
+        <w:keepLines/>
+        <w:spacing w:after="60" w:before="0"/>
+        <w:jc w:val="center"/>
+        <w:bidi w:val="1"/>
+      </w:pPr>
+      <w:r>
+        <w:rPr>
+          <w:b w:val="0"/>
+          <w:i w:val="0"/>
+          <w:sz w:val="26"/>
+          <w:rtl w:val="1"/>
+        </w:rPr>
+        <w:t>הֶעֱבֵר אֶת־נְעָלֶיךָ מֵעַל רַגְלֶיךָ,</w:t>
+      </w:r>
+    </w:p>
+    <w:p>
+      <w:pPr>
+        <w:keepNext/>
+        <w:keepLines/>
+        <w:spacing w:after="60" w:before="0"/>
+        <w:jc w:val="center"/>
+        <w:bidi w:val="1"/>
       </w:pPr>
       <w:r>
         <w:rPr>
@@ -1818,11 +2987,11 @@
     </w:p>
     <w:p>
       <w:pPr>
+        <w:keepNext/>
+        <w:keepLines/>
         <w:spacing w:after="60" w:before="0"/>
         <w:jc w:val="center"/>
         <w:bidi w:val="1"/>
-        <w:keepNext w:val="1"/>
-        <w:keepLines w:val="1"/>
       </w:pPr>
       <w:r>
         <w:rPr>
@@ -1831,16 +3000,16 @@
           <w:sz w:val="26"/>
           <w:rtl w:val="1"/>
         </w:rPr>
-        <w:t>אַדְמַת־קֹדֶשׁ הוּא׃</w:t>
+        <w:t>הוּא אַדְמַת־קֹדֶשׁ׃</w:t>
       </w:r>
     </w:p>
     <w:p>
       <w:pPr>
+        <w:keepNext/>
+        <w:keepLines/>
         <w:spacing w:after="60" w:before="0"/>
         <w:jc w:val="center"/>
         <w:bidi w:val="1"/>
-        <w:keepNext w:val="1"/>
-        <w:keepLines w:val="1"/>
       </w:pPr>
       <w:r>
         <w:rPr>
@@ -1849,16 +3018,16 @@
           <w:sz w:val="26"/>
           <w:rtl w:val="1"/>
         </w:rPr>
-        <w:t>רָאֹה רָאִיתִי אֶת־עֳנִי עַמִּי,</w:t>
+        <w:t>וַיֹּאמֶר יְהוָה:</w:t>
       </w:r>
     </w:p>
     <w:p>
       <w:pPr>
+        <w:keepNext/>
+        <w:keepLines/>
         <w:spacing w:after="60" w:before="0"/>
         <w:jc w:val="center"/>
         <w:bidi w:val="1"/>
-        <w:keepNext w:val="1"/>
-        <w:keepLines w:val="1"/>
       </w:pPr>
       <w:r>
         <w:rPr>
@@ -1867,16 +3036,16 @@
           <w:sz w:val="26"/>
           <w:rtl w:val="1"/>
         </w:rPr>
-        <w:t>וְאֶת־צַעֲקָתָם שָׁמַעְתִּי,</w:t>
+        <w:t>רָאֹה רָאִיתִי אֶת־עֳנִי עַמִּי בְּמִצְרַיִם,</w:t>
       </w:r>
     </w:p>
     <w:p>
       <w:pPr>
+        <w:keepNext/>
+        <w:keepLines/>
         <w:spacing w:after="60" w:before="0"/>
         <w:jc w:val="center"/>
         <w:bidi w:val="1"/>
-        <w:keepNext w:val="1"/>
-        <w:keepLines w:val="1"/>
       </w:pPr>
       <w:r>
         <w:rPr>
@@ -1885,16 +3054,16 @@
           <w:sz w:val="26"/>
           <w:rtl w:val="1"/>
         </w:rPr>
-        <w:t>כִּי יָדַעְתִּי אֶת־מַכְאֹבָיו׃</w:t>
+        <w:t>וְאֶת־זַעֲקָתָם שָׁמַעְתִּי מִפְּנֵי נֹגְשָׂיו,</w:t>
       </w:r>
     </w:p>
     <w:p>
       <w:pPr>
+        <w:keepNext/>
+        <w:keepLines/>
         <w:spacing w:after="60" w:before="0"/>
         <w:jc w:val="center"/>
         <w:bidi w:val="1"/>
-        <w:keepNext w:val="1"/>
-        <w:keepLines w:val="1"/>
       </w:pPr>
       <w:r>
         <w:rPr>
@@ -1903,16 +3072,16 @@
           <w:sz w:val="26"/>
           <w:rtl w:val="1"/>
         </w:rPr>
-        <w:t>וַיֹּאמֶר אֱלֹהִים אֶל־מֹשֶׁה:</w:t>
+        <w:t>כִּי יָדַעְתִּי אֶת־מַכְאֹבָיו, יְדִיעָה שֶׁל הֶכֵּרוּת׃</w:t>
       </w:r>
     </w:p>
     <w:p>
       <w:pPr>
+        <w:keepNext/>
+        <w:keepLines/>
         <w:spacing w:after="60" w:before="0"/>
         <w:jc w:val="center"/>
         <w:bidi w:val="1"/>
-        <w:keepNext w:val="1"/>
-        <w:keepLines w:val="1"/>
       </w:pPr>
       <w:r>
         <w:rPr>
@@ -1921,16 +3090,16 @@
           <w:sz w:val="26"/>
           <w:rtl w:val="1"/>
         </w:rPr>
-        <w:t>אֶהְיֶה אֲשֶׁר אֶהְיֶה׃</w:t>
+        <w:t>וַיֹּאמֶר הָאֱלֹהִים אֶל־מֹשֶׁה:</w:t>
       </w:r>
     </w:p>
     <w:p>
       <w:pPr>
+        <w:keepNext/>
+        <w:keepLines/>
         <w:spacing w:after="60" w:before="0"/>
         <w:jc w:val="center"/>
         <w:bidi w:val="1"/>
-        <w:keepNext w:val="1"/>
-        <w:keepLines w:val="1"/>
       </w:pPr>
       <w:r>
         <w:rPr>
@@ -1939,16 +3108,52 @@
           <w:sz w:val="26"/>
           <w:rtl w:val="1"/>
         </w:rPr>
-        <w:t>כֹּה תֹאמַר לִבְנֵי יִשְׂרָאֵל:</w:t>
+        <w:t>אֶהְיֶה אֲשֶׁר אֶהְיֶה,</w:t>
       </w:r>
     </w:p>
     <w:p>
       <w:pPr>
+        <w:keepNext/>
+        <w:keepLines/>
         <w:spacing w:after="60" w:before="0"/>
         <w:jc w:val="center"/>
         <w:bidi w:val="1"/>
-        <w:keepNext w:val="1"/>
-        <w:keepLines w:val="1"/>
+      </w:pPr>
+      <w:r>
+        <w:rPr>
+          <w:b w:val="0"/>
+          <w:i w:val="0"/>
+          <w:sz w:val="26"/>
+          <w:rtl w:val="1"/>
+        </w:rPr>
+        <w:t>הוֹוֶה וְעָתִיד וּמִתְהַוֶּה כְּאֶחָד׃</w:t>
+      </w:r>
+    </w:p>
+    <w:p>
+      <w:pPr>
+        <w:keepNext/>
+        <w:keepLines/>
+        <w:spacing w:after="60" w:before="0"/>
+        <w:jc w:val="center"/>
+        <w:bidi w:val="1"/>
+      </w:pPr>
+      <w:r>
+        <w:rPr>
+          <w:b w:val="0"/>
+          <w:i w:val="0"/>
+          <w:sz w:val="26"/>
+          <w:rtl w:val="1"/>
+        </w:rPr>
+        <w:t>וַיֹּאמֶר: כֹּה תֹאמַר לִבְנֵי יִשְׂרָאֵל,</w:t>
+      </w:r>
+    </w:p>
+    <w:p>
+      <w:pPr>
+        <w:keepNext/>
+        <w:keepLines/>
+        <w:spacing w:after="60" w:before="0"/>
+        <w:jc w:val="center"/>
+        <w:bidi w:val="1"/>
       </w:pPr>
       <w:r>
         <w:rPr>
@@ -1962,969 +3167,6 @@
     </w:p>
     <w:p>
       <w:pPr>
-        <w:spacing w:after="60" w:before="0"/>
-        <w:jc w:val="center"/>
-        <w:bidi w:val="1"/>
-        <w:keepNext w:val="1"/>
-        <w:keepLines w:val="1"/>
-      </w:pPr>
-      <w:r>
-        <w:rPr>
-          <w:b w:val="0"/>
-          <w:i w:val="0"/>
-          <w:sz w:val="26"/>
-          <w:rtl w:val="1"/>
-        </w:rPr>
-        <w:t>יְהוָה אֱלֹהֵי אֲבֹתֵיכֶם, שְׁלָחַנִי אֲלֵיכֶם׃</w:t>
-      </w:r>
-    </w:p>
-    <w:p>
-      <w:pPr>
-        <w:spacing w:after="60" w:before="0"/>
-        <w:jc w:val="center"/>
-        <w:bidi w:val="1"/>
-        <w:keepNext w:val="1"/>
-        <w:keepLines w:val="1"/>
-      </w:pPr>
-      <w:r>
-        <w:rPr>
-          <w:b w:val="0"/>
-          <w:i w:val="0"/>
-          <w:sz w:val="26"/>
-          <w:rtl w:val="1"/>
-        </w:rPr>
-        <w:t>זֶה־שְּׁמִי לְעֹלָם,</w:t>
-      </w:r>
-    </w:p>
-    <w:p>
-      <w:pPr>
-        <w:spacing w:after="0" w:before="0"/>
-        <w:jc w:val="center"/>
-        <w:bidi w:val="1"/>
-        <w:keepNext w:val="1"/>
-        <w:keepLines w:val="1"/>
-      </w:pPr>
-      <w:r>
-        <w:rPr>
-          <w:b w:val="0"/>
-          <w:i w:val="0"/>
-          <w:sz w:val="26"/>
-          <w:rtl w:val="1"/>
-        </w:rPr>
-        <w:t>וְזֶה זִכְרִי לְדֹר דֹּר׃</w:t>
-      </w:r>
-    </w:p>
-    <w:p>
-      <w:pPr>
-        <w:spacing w:after="80" w:before="0"/>
-        <w:jc w:val="center"/>
-        <w:keepNext w:val="1"/>
-        <w:keepLines w:val="1"/>
-      </w:pPr>
-    </w:p>
-    <w:p>
-      <w:pPr>
-        <w:spacing w:after="20" w:before="0"/>
-        <w:jc w:val="center"/>
-        <w:keepNext w:val="1"/>
-        <w:keepLines w:val="1"/>
-      </w:pPr>
-      <w:r>
-        <w:rPr>
-          <w:b w:val="0"/>
-          <w:i/>
-          <w:sz w:val="18"/>
-        </w:rPr>
-        <w:t>va-yera mal’ach YHWH elav be-labbat-esh mittoch ha-sneh,</w:t>
-      </w:r>
-    </w:p>
-    <w:p>
-      <w:pPr>
-        <w:spacing w:after="20" w:before="0"/>
-        <w:jc w:val="center"/>
-        <w:keepNext w:val="1"/>
-        <w:keepLines w:val="1"/>
-      </w:pPr>
-      <w:r>
-        <w:rPr>
-          <w:b w:val="0"/>
-          <w:i/>
-          <w:sz w:val="18"/>
-        </w:rPr>
-        <w:t>ve-hinneh ha-sneh bo’er ba-esh, ve-ha-sneh einennu ukkal.</w:t>
-      </w:r>
-    </w:p>
-    <w:p>
-      <w:pPr>
-        <w:spacing w:after="20" w:before="0"/>
-        <w:jc w:val="center"/>
-        <w:keepNext w:val="1"/>
-        <w:keepLines w:val="1"/>
-      </w:pPr>
-      <w:r>
-        <w:rPr>
-          <w:b w:val="0"/>
-          <w:i/>
-          <w:sz w:val="18"/>
-        </w:rPr>
-        <w:t>va-yikra elav Elohim mittoch ha-sneh, va-yomer: Moshe, Moshe.</w:t>
-      </w:r>
-    </w:p>
-    <w:p>
-      <w:pPr>
-        <w:spacing w:after="20" w:before="0"/>
-        <w:jc w:val="center"/>
-        <w:keepNext w:val="1"/>
-        <w:keepLines w:val="1"/>
-      </w:pPr>
-      <w:r>
-        <w:rPr>
-          <w:b w:val="0"/>
-          <w:i/>
-          <w:sz w:val="18"/>
-        </w:rPr>
-        <w:t>va-yomer: hineni.</w:t>
-      </w:r>
-    </w:p>
-    <w:p>
-      <w:pPr>
-        <w:spacing w:after="20" w:before="0"/>
-        <w:jc w:val="center"/>
-        <w:keepNext w:val="1"/>
-        <w:keepLines w:val="1"/>
-      </w:pPr>
-      <w:r>
-        <w:rPr>
-          <w:b w:val="0"/>
-          <w:i/>
-          <w:sz w:val="18"/>
-        </w:rPr>
-        <w:t>shal-ne’alecha me-al raglecha, ki ha-makom asher attah omed alav, admat-kodesh hu.</w:t>
-      </w:r>
-    </w:p>
-    <w:p>
-      <w:pPr>
-        <w:spacing w:after="20" w:before="0"/>
-        <w:jc w:val="center"/>
-        <w:keepNext w:val="1"/>
-        <w:keepLines w:val="1"/>
-      </w:pPr>
-      <w:r>
-        <w:rPr>
-          <w:b w:val="0"/>
-          <w:i/>
-          <w:sz w:val="18"/>
-        </w:rPr>
-        <w:t>ra’oh ra’iti et-oni ammi, ve-et-tza’akatam shama’ti, ki yada’ti et-mach’ovav.</w:t>
-      </w:r>
-    </w:p>
-    <w:p>
-      <w:pPr>
-        <w:spacing w:after="20" w:before="0"/>
-        <w:jc w:val="center"/>
-        <w:keepNext w:val="1"/>
-        <w:keepLines w:val="1"/>
-      </w:pPr>
-      <w:r>
-        <w:rPr>
-          <w:b w:val="0"/>
-          <w:i/>
-          <w:sz w:val="18"/>
-        </w:rPr>
-        <w:t>va-yomer Elohim el-Moshe: Ehyeh asher Ehyeh.</w:t>
-      </w:r>
-    </w:p>
-    <w:p>
-      <w:pPr>
-        <w:spacing w:after="20" w:before="0"/>
-        <w:jc w:val="center"/>
-        <w:keepNext w:val="1"/>
-        <w:keepLines w:val="1"/>
-      </w:pPr>
-      <w:r>
-        <w:rPr>
-          <w:b w:val="0"/>
-          <w:i/>
-          <w:sz w:val="18"/>
-        </w:rPr>
-        <w:t>koh tomar li-vnei Yisrael: Ehyeh shelachani aleichem.</w:t>
-      </w:r>
-    </w:p>
-    <w:p>
-      <w:pPr>
-        <w:spacing w:after="20" w:before="0"/>
-        <w:jc w:val="center"/>
-        <w:keepNext w:val="1"/>
-        <w:keepLines w:val="1"/>
-      </w:pPr>
-      <w:r>
-        <w:rPr>
-          <w:b w:val="0"/>
-          <w:i/>
-          <w:sz w:val="18"/>
-        </w:rPr>
-        <w:t>YHWH Elohei avoteichem, shelachani aleichem.</w:t>
-      </w:r>
-    </w:p>
-    <w:p>
-      <w:pPr>
-        <w:spacing w:after="260" w:before="0"/>
-        <w:jc w:val="center"/>
-        <w:keepNext w:val="1"/>
-        <w:keepLines w:val="1"/>
-      </w:pPr>
-      <w:r>
-        <w:rPr>
-          <w:b w:val="0"/>
-          <w:i/>
-          <w:sz w:val="18"/>
-        </w:rPr>
-        <w:t>zeh-shemi le-olam, ve-zeh zichri le-dor dor.</w:t>
-      </w:r>
-    </w:p>
-    <w:p>
-      <w:pPr>
-        <w:keepNext/>
-        <w:keepLines/>
-        <w:spacing w:line="300" w:lineRule="auto"/>
-        <w:jc w:val="center"/>
-      </w:pPr>
-      <w:r>
-        <w:rPr>
-          <w:b w:val="0"/>
-          <w:i w:val="0"/>
-          <w:sz w:val="24"/>
-        </w:rPr>
-        <w:t>And the Messenger of YHWH appeared to him</w:t>
-      </w:r>
-    </w:p>
-    <w:p>
-      <w:pPr>
-        <w:keepNext/>
-        <w:keepLines/>
-        <w:spacing w:line="300" w:lineRule="auto"/>
-        <w:jc w:val="center"/>
-      </w:pPr>
-      <w:r>
-        <w:rPr>
-          <w:b w:val="0"/>
-          <w:i w:val="0"/>
-          <w:sz w:val="24"/>
-        </w:rPr>
-        <w:t>in a heart of flame, from the midst of the thornbush —</w:t>
-      </w:r>
-    </w:p>
-    <w:p>
-      <w:pPr>
-        <w:keepNext/>
-        <w:keepLines/>
-        <w:spacing w:line="300" w:lineRule="auto"/>
-        <w:jc w:val="center"/>
-      </w:pPr>
-      <w:r>
-        <w:rPr>
-          <w:b w:val="0"/>
-          <w:i w:val="0"/>
-          <w:sz w:val="24"/>
-        </w:rPr>
-        <w:t>and behold: the bush, burning in the fire —</w:t>
-      </w:r>
-    </w:p>
-    <w:p>
-      <w:pPr>
-        <w:keepNext/>
-        <w:keepLines/>
-        <w:spacing w:line="300" w:lineRule="auto"/>
-        <w:jc w:val="center"/>
-      </w:pPr>
-      <w:r>
-        <w:rPr>
-          <w:b w:val="0"/>
-          <w:i w:val="0"/>
-          <w:sz w:val="24"/>
-        </w:rPr>
-        <w:t>and the bush is not consumed.</w:t>
-      </w:r>
-    </w:p>
-    <w:p>
-      <w:pPr>
-        <w:keepNext/>
-        <w:keepLines/>
-        <w:jc w:val="center"/>
-      </w:pPr>
-    </w:p>
-    <w:p>
-      <w:pPr>
-        <w:keepNext/>
-        <w:keepLines/>
-        <w:spacing w:line="300" w:lineRule="auto"/>
-        <w:jc w:val="center"/>
-      </w:pPr>
-      <w:r>
-        <w:rPr>
-          <w:b w:val="0"/>
-          <w:i w:val="0"/>
-          <w:sz w:val="24"/>
-        </w:rPr>
-        <w:t>God called to him from the midst of the bush:</w:t>
-      </w:r>
-    </w:p>
-    <w:p>
-      <w:pPr>
-        <w:keepNext/>
-        <w:keepLines/>
-        <w:spacing w:line="300" w:lineRule="auto"/>
-        <w:jc w:val="center"/>
-      </w:pPr>
-      <w:r>
-        <w:rPr>
-          <w:b w:val="0"/>
-          <w:i w:val="0"/>
-          <w:sz w:val="24"/>
-        </w:rPr>
-        <w:t>Moshe! Moshe!</w:t>
-      </w:r>
-    </w:p>
-    <w:p>
-      <w:pPr>
-        <w:keepNext/>
-        <w:keepLines/>
-        <w:spacing w:line="300" w:lineRule="auto"/>
-        <w:jc w:val="center"/>
-      </w:pPr>
-      <w:r>
-        <w:rPr>
-          <w:b w:val="0"/>
-          <w:i w:val="0"/>
-          <w:sz w:val="24"/>
-        </w:rPr>
-        <w:t>And he said: Hineni — here I am.</w:t>
-      </w:r>
-    </w:p>
-    <w:p>
-      <w:pPr>
-        <w:keepNext/>
-        <w:keepLines/>
-        <w:spacing w:line="300" w:lineRule="auto"/>
-        <w:jc w:val="center"/>
-      </w:pPr>
-      <w:r>
-        <w:rPr>
-          <w:b w:val="0"/>
-          <w:i w:val="0"/>
-          <w:sz w:val="24"/>
-        </w:rPr>
-        <w:t>Slip the sandals from your feet —</w:t>
-      </w:r>
-    </w:p>
-    <w:p>
-      <w:pPr>
-        <w:keepNext/>
-        <w:keepLines/>
-        <w:spacing w:line="300" w:lineRule="auto"/>
-        <w:jc w:val="center"/>
-      </w:pPr>
-      <w:r>
-        <w:rPr>
-          <w:b w:val="0"/>
-          <w:i w:val="0"/>
-          <w:sz w:val="24"/>
-        </w:rPr>
-        <w:t>for the place on which you stand is holy ground.</w:t>
-      </w:r>
-    </w:p>
-    <w:p>
-      <w:pPr>
-        <w:keepNext/>
-        <w:keepLines/>
-        <w:jc w:val="center"/>
-      </w:pPr>
-    </w:p>
-    <w:p>
-      <w:pPr>
-        <w:keepNext/>
-        <w:keepLines/>
-        <w:spacing w:line="300" w:lineRule="auto"/>
-        <w:jc w:val="center"/>
-      </w:pPr>
-      <w:r>
-        <w:rPr>
-          <w:b w:val="0"/>
-          <w:i w:val="0"/>
-          <w:sz w:val="24"/>
-        </w:rPr>
-        <w:t>Seeing, I have SEEN the affliction of my people;</w:t>
-      </w:r>
-    </w:p>
-    <w:p>
-      <w:pPr>
-        <w:keepNext/>
-        <w:keepLines/>
-        <w:spacing w:line="300" w:lineRule="auto"/>
-        <w:jc w:val="center"/>
-      </w:pPr>
-      <w:r>
-        <w:rPr>
-          <w:b w:val="0"/>
-          <w:i w:val="0"/>
-          <w:sz w:val="24"/>
-        </w:rPr>
-        <w:t>I have heard their cry —</w:t>
-      </w:r>
-    </w:p>
-    <w:p>
-      <w:pPr>
-        <w:keepNext/>
-        <w:keepLines/>
-        <w:spacing w:line="300" w:lineRule="auto"/>
-        <w:jc w:val="center"/>
-      </w:pPr>
-      <w:r>
-        <w:rPr>
-          <w:b w:val="0"/>
-          <w:i w:val="0"/>
-          <w:sz w:val="24"/>
-        </w:rPr>
-        <w:t>for I know, by acquaintance, their pains.</w:t>
-      </w:r>
-    </w:p>
-    <w:p>
-      <w:pPr>
-        <w:keepNext/>
-        <w:keepLines/>
-        <w:jc w:val="center"/>
-      </w:pPr>
-    </w:p>
-    <w:p>
-      <w:pPr>
-        <w:keepNext/>
-        <w:keepLines/>
-        <w:spacing w:line="300" w:lineRule="auto"/>
-        <w:jc w:val="center"/>
-      </w:pPr>
-      <w:r>
-        <w:rPr>
-          <w:b w:val="0"/>
-          <w:i w:val="0"/>
-          <w:sz w:val="24"/>
-        </w:rPr>
-        <w:t>EHYEH ASHER EHYEH.</w:t>
-      </w:r>
-    </w:p>
-    <w:p>
-      <w:pPr>
-        <w:keepNext/>
-        <w:keepLines/>
-        <w:spacing w:line="300" w:lineRule="auto"/>
-        <w:jc w:val="center"/>
-      </w:pPr>
-      <w:r>
-        <w:rPr>
-          <w:b w:val="0"/>
-          <w:i w:val="0"/>
-          <w:sz w:val="24"/>
-        </w:rPr>
-        <w:t>Thus shall you say: EHYEH has sent me to you.</w:t>
-      </w:r>
-    </w:p>
-    <w:p>
-      <w:pPr>
-        <w:keepNext/>
-        <w:keepLines/>
-        <w:jc w:val="center"/>
-      </w:pPr>
-    </w:p>
-    <w:p>
-      <w:pPr>
-        <w:keepNext/>
-        <w:keepLines/>
-        <w:spacing w:line="300" w:lineRule="auto"/>
-        <w:jc w:val="center"/>
-      </w:pPr>
-      <w:r>
-        <w:rPr>
-          <w:b w:val="0"/>
-          <w:i w:val="0"/>
-          <w:sz w:val="24"/>
-        </w:rPr>
-        <w:t>YHWH, the God of your fathers, has sent me to you.</w:t>
-      </w:r>
-    </w:p>
-    <w:p>
-      <w:pPr>
-        <w:keepNext/>
-        <w:keepLines/>
-        <w:spacing w:line="300" w:lineRule="auto"/>
-        <w:jc w:val="center"/>
-      </w:pPr>
-      <w:r>
-        <w:rPr>
-          <w:b w:val="0"/>
-          <w:i w:val="0"/>
-          <w:sz w:val="24"/>
-        </w:rPr>
-        <w:t>This is my Name — le-olam —</w:t>
-      </w:r>
-    </w:p>
-    <w:p>
-      <w:pPr>
-        <w:keepNext/>
-        <w:keepLines/>
-        <w:spacing w:line="300" w:lineRule="auto"/>
-        <w:jc w:val="center"/>
-      </w:pPr>
-      <w:r>
-        <w:rPr>
-          <w:b w:val="0"/>
-          <w:i w:val="0"/>
-          <w:sz w:val="24"/>
-        </w:rPr>
-        <w:t>and this is my remembrance,</w:t>
-      </w:r>
-    </w:p>
-    <w:p>
-      <w:pPr>
-        <w:keepLines/>
-        <w:spacing w:line="300" w:lineRule="auto"/>
-        <w:jc w:val="center"/>
-      </w:pPr>
-      <w:r>
-        <w:rPr>
-          <w:b w:val="0"/>
-          <w:i w:val="0"/>
-          <w:sz w:val="24"/>
-        </w:rPr>
-        <w:t>to generation upon generation.</w:t>
-      </w:r>
-    </w:p>
-    <w:p>
-      <w:pPr>
-        <w:keepNext/>
-        <w:keepLines/>
-        <w:jc w:val="center"/>
-      </w:pPr>
-    </w:p>
-    <w:p>
-      <w:pPr>
-        <w:keepNext/>
-        <w:keepLines/>
-        <w:spacing w:after="120" w:before="0"/>
-        <w:jc w:val="center"/>
-      </w:pPr>
-    </w:p>
-    <w:p>
-      <w:pPr>
-        <w:keepNext/>
-        <w:keepLines/>
-        <w:pageBreakBefore/>
-        <w:spacing w:after="80" w:before="0"/>
-        <w:jc w:val="center"/>
-      </w:pPr>
-      <w:r>
-        <w:rPr>
-          <w:b/>
-          <w:i w:val="0"/>
-          <w:sz w:val="36"/>
-        </w:rPr>
-        <w:t>The Bloom Rendered Back — An Experiment</w:t>
-      </w:r>
-    </w:p>
-    <w:p>
-      <w:pPr>
-        <w:keepNext/>
-        <w:keepLines/>
-        <w:spacing w:after="280" w:before="0"/>
-        <w:jc w:val="center"/>
-      </w:pPr>
-      <w:r>
-        <w:rPr>
-          <w:b w:val="0"/>
-          <w:i/>
-          <w:sz w:val="20"/>
-        </w:rPr>
-        <w:t>Fable’s English bloom re-composed into Hebrew, for visual comparison with the source stone above — an indicative draft for shape-comparison, not a finalised text. It records the earlier bloom, which unfolded EHYEH into three English tenses. That enumeration has since been removed from the rendering above; the round-trip is preserved here unaltered, as the diagnostic that found it. Native Hebrew punctuation only.</w:t>
-      </w:r>
-    </w:p>
-    <w:p>
-      <w:pPr>
-        <w:keepNext/>
-        <w:keepLines/>
-        <w:spacing w:after="60" w:before="0"/>
-        <w:jc w:val="center"/>
-        <w:bidi w:val="1"/>
-      </w:pPr>
-      <w:r>
-        <w:rPr>
-          <w:b w:val="0"/>
-          <w:i w:val="0"/>
-          <w:sz w:val="26"/>
-          <w:rtl w:val="1"/>
-        </w:rPr>
-        <w:t>וּמַלְאַךְ יְהוָה נִרְאָה אֵלָיו</w:t>
-      </w:r>
-    </w:p>
-    <w:p>
-      <w:pPr>
-        <w:keepNext/>
-        <w:keepLines/>
-        <w:spacing w:after="60" w:before="0"/>
-        <w:jc w:val="center"/>
-        <w:bidi w:val="1"/>
-      </w:pPr>
-      <w:r>
-        <w:rPr>
-          <w:b w:val="0"/>
-          <w:i w:val="0"/>
-          <w:sz w:val="26"/>
-          <w:rtl w:val="1"/>
-        </w:rPr>
-        <w:t>בְּלֵב שֶׁל לֶהָבָה, מִתּוֹךְ הַסְּנֶה,</w:t>
-      </w:r>
-    </w:p>
-    <w:p>
-      <w:pPr>
-        <w:keepNext/>
-        <w:keepLines/>
-        <w:spacing w:after="60" w:before="0"/>
-        <w:jc w:val="center"/>
-        <w:bidi w:val="1"/>
-      </w:pPr>
-      <w:r>
-        <w:rPr>
-          <w:b w:val="0"/>
-          <w:i w:val="0"/>
-          <w:sz w:val="26"/>
-          <w:rtl w:val="1"/>
-        </w:rPr>
-        <w:t>וַיַּבֵּט וְהִנֵּה:</w:t>
-      </w:r>
-    </w:p>
-    <w:p>
-      <w:pPr>
-        <w:keepNext/>
-        <w:keepLines/>
-        <w:spacing w:after="60" w:before="0"/>
-        <w:jc w:val="center"/>
-        <w:bidi w:val="1"/>
-      </w:pPr>
-      <w:r>
-        <w:rPr>
-          <w:b w:val="0"/>
-          <w:i w:val="0"/>
-          <w:sz w:val="26"/>
-          <w:rtl w:val="1"/>
-        </w:rPr>
-        <w:t>הַסְּנֶה בּוֹעֵר בָּאֵשׁ,</w:t>
-      </w:r>
-    </w:p>
-    <w:p>
-      <w:pPr>
-        <w:keepNext/>
-        <w:keepLines/>
-        <w:spacing w:after="60" w:before="0"/>
-        <w:jc w:val="center"/>
-        <w:bidi w:val="1"/>
-      </w:pPr>
-      <w:r>
-        <w:rPr>
-          <w:b w:val="0"/>
-          <w:i w:val="0"/>
-          <w:sz w:val="26"/>
-          <w:rtl w:val="1"/>
-        </w:rPr>
-        <w:t>וְהַסְּנֶה אֵינֶנּוּ נֶאֱכָל׃</w:t>
-      </w:r>
-    </w:p>
-    <w:p>
-      <w:pPr>
-        <w:keepNext/>
-        <w:keepLines/>
-        <w:spacing w:after="60" w:before="0"/>
-        <w:jc w:val="center"/>
-        <w:bidi w:val="1"/>
-      </w:pPr>
-      <w:r>
-        <w:rPr>
-          <w:b w:val="0"/>
-          <w:i w:val="0"/>
-          <w:sz w:val="26"/>
-          <w:rtl w:val="1"/>
-        </w:rPr>
-        <w:t>וְקָרָא אֵלָיו הָאֱלֹהִים מִתּוֹךְ הַסְּנֶה, וַיֹּאמֶר:</w:t>
-      </w:r>
-    </w:p>
-    <w:p>
-      <w:pPr>
-        <w:keepNext/>
-        <w:keepLines/>
-        <w:spacing w:after="60" w:before="0"/>
-        <w:jc w:val="center"/>
-        <w:bidi w:val="1"/>
-      </w:pPr>
-      <w:r>
-        <w:rPr>
-          <w:b w:val="0"/>
-          <w:i w:val="0"/>
-          <w:sz w:val="26"/>
-          <w:rtl w:val="1"/>
-        </w:rPr>
-        <w:t>מֹשֶׁה, מֹשֶׁה׃</w:t>
-      </w:r>
-    </w:p>
-    <w:p>
-      <w:pPr>
-        <w:keepNext/>
-        <w:keepLines/>
-        <w:spacing w:after="60" w:before="0"/>
-        <w:jc w:val="center"/>
-        <w:bidi w:val="1"/>
-      </w:pPr>
-      <w:r>
-        <w:rPr>
-          <w:b w:val="0"/>
-          <w:i w:val="0"/>
-          <w:sz w:val="26"/>
-          <w:rtl w:val="1"/>
-        </w:rPr>
-        <w:t>וְהוּא עָנָה: הִנֵּנִי, הִנְנִי כָּאן׃</w:t>
-      </w:r>
-    </w:p>
-    <w:p>
-      <w:pPr>
-        <w:keepNext/>
-        <w:keepLines/>
-        <w:spacing w:after="60" w:before="0"/>
-        <w:jc w:val="center"/>
-        <w:bidi w:val="1"/>
-      </w:pPr>
-      <w:r>
-        <w:rPr>
-          <w:b w:val="0"/>
-          <w:i w:val="0"/>
-          <w:sz w:val="26"/>
-          <w:rtl w:val="1"/>
-        </w:rPr>
-        <w:t>וַיֹּאמֶר: אַל־תִּקְרַב הֲלוֹם׃</w:t>
-      </w:r>
-    </w:p>
-    <w:p>
-      <w:pPr>
-        <w:keepNext/>
-        <w:keepLines/>
-        <w:spacing w:after="60" w:before="0"/>
-        <w:jc w:val="center"/>
-        <w:bidi w:val="1"/>
-      </w:pPr>
-      <w:r>
-        <w:rPr>
-          <w:b w:val="0"/>
-          <w:i w:val="0"/>
-          <w:sz w:val="26"/>
-          <w:rtl w:val="1"/>
-        </w:rPr>
-        <w:t>הֶעֱבֵר אֶת־נְעָלֶיךָ מֵעַל רַגְלֶיךָ,</w:t>
-      </w:r>
-    </w:p>
-    <w:p>
-      <w:pPr>
-        <w:keepNext/>
-        <w:keepLines/>
-        <w:spacing w:after="60" w:before="0"/>
-        <w:jc w:val="center"/>
-        <w:bidi w:val="1"/>
-      </w:pPr>
-      <w:r>
-        <w:rPr>
-          <w:b w:val="0"/>
-          <w:i w:val="0"/>
-          <w:sz w:val="26"/>
-          <w:rtl w:val="1"/>
-        </w:rPr>
-        <w:t>כִּי הַמָּקוֹם אֲשֶׁר אַתָּה עוֹמֵד עָלָיו,</w:t>
-      </w:r>
-    </w:p>
-    <w:p>
-      <w:pPr>
-        <w:keepNext/>
-        <w:keepLines/>
-        <w:spacing w:after="60" w:before="0"/>
-        <w:jc w:val="center"/>
-        <w:bidi w:val="1"/>
-      </w:pPr>
-      <w:r>
-        <w:rPr>
-          <w:b w:val="0"/>
-          <w:i w:val="0"/>
-          <w:sz w:val="26"/>
-          <w:rtl w:val="1"/>
-        </w:rPr>
-        <w:t>הוּא אַדְמַת־קֹדֶשׁ׃</w:t>
-      </w:r>
-    </w:p>
-    <w:p>
-      <w:pPr>
-        <w:keepNext/>
-        <w:keepLines/>
-        <w:spacing w:after="60" w:before="0"/>
-        <w:jc w:val="center"/>
-        <w:bidi w:val="1"/>
-      </w:pPr>
-      <w:r>
-        <w:rPr>
-          <w:b w:val="0"/>
-          <w:i w:val="0"/>
-          <w:sz w:val="26"/>
-          <w:rtl w:val="1"/>
-        </w:rPr>
-        <w:t>וַיֹּאמֶר יְהוָה:</w:t>
-      </w:r>
-    </w:p>
-    <w:p>
-      <w:pPr>
-        <w:keepNext/>
-        <w:keepLines/>
-        <w:spacing w:after="60" w:before="0"/>
-        <w:jc w:val="center"/>
-        <w:bidi w:val="1"/>
-      </w:pPr>
-      <w:r>
-        <w:rPr>
-          <w:b w:val="0"/>
-          <w:i w:val="0"/>
-          <w:sz w:val="26"/>
-          <w:rtl w:val="1"/>
-        </w:rPr>
-        <w:t>רָאֹה רָאִיתִי אֶת־עֳנִי עַמִּי בְּמִצְרַיִם,</w:t>
-      </w:r>
-    </w:p>
-    <w:p>
-      <w:pPr>
-        <w:keepNext/>
-        <w:keepLines/>
-        <w:spacing w:after="60" w:before="0"/>
-        <w:jc w:val="center"/>
-        <w:bidi w:val="1"/>
-      </w:pPr>
-      <w:r>
-        <w:rPr>
-          <w:b w:val="0"/>
-          <w:i w:val="0"/>
-          <w:sz w:val="26"/>
-          <w:rtl w:val="1"/>
-        </w:rPr>
-        <w:t>וְאֶת־זַעֲקָתָם שָׁמַעְתִּי מִפְּנֵי נֹגְשָׂיו,</w:t>
-      </w:r>
-    </w:p>
-    <w:p>
-      <w:pPr>
-        <w:keepNext/>
-        <w:keepLines/>
-        <w:spacing w:after="60" w:before="0"/>
-        <w:jc w:val="center"/>
-        <w:bidi w:val="1"/>
-      </w:pPr>
-      <w:r>
-        <w:rPr>
-          <w:b w:val="0"/>
-          <w:i w:val="0"/>
-          <w:sz w:val="26"/>
-          <w:rtl w:val="1"/>
-        </w:rPr>
-        <w:t>כִּי יָדַעְתִּי אֶת־מַכְאֹבָיו, יְדִיעָה שֶׁל הֶכֵּרוּת׃</w:t>
-      </w:r>
-    </w:p>
-    <w:p>
-      <w:pPr>
-        <w:keepNext/>
-        <w:keepLines/>
-        <w:spacing w:after="60" w:before="0"/>
-        <w:jc w:val="center"/>
-        <w:bidi w:val="1"/>
-      </w:pPr>
-      <w:r>
-        <w:rPr>
-          <w:b w:val="0"/>
-          <w:i w:val="0"/>
-          <w:sz w:val="26"/>
-          <w:rtl w:val="1"/>
-        </w:rPr>
-        <w:t>וַיֹּאמֶר הָאֱלֹהִים אֶל־מֹשֶׁה:</w:t>
-      </w:r>
-    </w:p>
-    <w:p>
-      <w:pPr>
-        <w:keepNext/>
-        <w:keepLines/>
-        <w:spacing w:after="60" w:before="0"/>
-        <w:jc w:val="center"/>
-        <w:bidi w:val="1"/>
-      </w:pPr>
-      <w:r>
-        <w:rPr>
-          <w:b w:val="0"/>
-          <w:i w:val="0"/>
-          <w:sz w:val="26"/>
-          <w:rtl w:val="1"/>
-        </w:rPr>
-        <w:t>אֶהְיֶה אֲשֶׁר אֶהְיֶה,</w:t>
-      </w:r>
-    </w:p>
-    <w:p>
-      <w:pPr>
-        <w:keepNext/>
-        <w:keepLines/>
-        <w:spacing w:after="60" w:before="0"/>
-        <w:jc w:val="center"/>
-        <w:bidi w:val="1"/>
-      </w:pPr>
-      <w:r>
-        <w:rPr>
-          <w:b w:val="0"/>
-          <w:i w:val="0"/>
-          <w:sz w:val="26"/>
-          <w:rtl w:val="1"/>
-        </w:rPr>
-        <w:t>הוֹוֶה וְעָתִיד וּמִתְהַוֶּה כְּאֶחָד׃</w:t>
-      </w:r>
-    </w:p>
-    <w:p>
-      <w:pPr>
-        <w:keepNext/>
-        <w:keepLines/>
-        <w:spacing w:after="60" w:before="0"/>
-        <w:jc w:val="center"/>
-        <w:bidi w:val="1"/>
-      </w:pPr>
-      <w:r>
-        <w:rPr>
-          <w:b w:val="0"/>
-          <w:i w:val="0"/>
-          <w:sz w:val="26"/>
-          <w:rtl w:val="1"/>
-        </w:rPr>
-        <w:t>וַיֹּאמֶר: כֹּה תֹאמַר לִבְנֵי יִשְׂרָאֵל,</w:t>
-      </w:r>
-    </w:p>
-    <w:p>
-      <w:pPr>
-        <w:keepNext/>
-        <w:keepLines/>
-        <w:spacing w:after="60" w:before="0"/>
-        <w:jc w:val="center"/>
-        <w:bidi w:val="1"/>
-      </w:pPr>
-      <w:r>
-        <w:rPr>
-          <w:b w:val="0"/>
-          <w:i w:val="0"/>
-          <w:sz w:val="26"/>
-          <w:rtl w:val="1"/>
-        </w:rPr>
-        <w:t>אֶהְיֶה שְׁלָחַנִי אֲלֵיכֶם׃</w:t>
-      </w:r>
-    </w:p>
-    <w:p>
-      <w:pPr>
         <w:keepNext/>
         <w:keepLines/>
         <w:spacing w:after="60" w:before="0"/>
@@ -3178,7 +3420,7 @@
           <w:i/>
           <w:sz w:val="20"/>
         </w:rPr>
-        <w:t>Refined in Chamber Thirteen, 17 July 2026 — verse fourteen returned to the source’s refusal, the tri-tensed enumeration removed; the garden’s Mariam corrected from the doubled-vocative list to the single-vocative register; the mach’ov link narrowed from design to lexicon; charter language and session-artifacts removed. The round-trip is preserved unaltered as the diagnostic that found the verse-fourteen addition. The catches, the verse-twelve find and the unconsumed-fire reading are the Cartographer’s.</w:t>
+        <w:t>Refined in Chamber Thirteen, 17 July 2026 — verse fourteen returned to the source’s refusal, the tri-tensed enumeration removed; the garden’s Mariam corrected from the doubled-vocative list to the single-vocative register; the mach’ov link narrowed from design to lexicon; charter language and session-artifacts removed. The round-trip is preserved unaltered as the diagnostic that found the verse-fourteen addition. The catches, the verse-twelve find and the unconsumed-fire reading are the Cartographer’s. · Chiselled in the Free Quarry, 30 August 2026 — the assembled panel was found ABRIDGED against the per-verse source: twenty-four words absent, the taskmasters removed from the oppression verse and the three fathers from the verse whose own note names them as the Name’s filing. Restored rather than declared, in both the Hebrew and the English, and a standing assert now holds the assembled panel multiset-identical to the source. Latin punctuation removed from the Hebrew source panel — the rule attaches to the SOURCE CLAIM, not to the script: a panel headed The Hebrew Source carries only what the source carries, consonants, points, maqqef and sof pasuq. The round-trip panel is untouched, claiming nothing as source. And le-allem was cut into verse fifteen. Two hands: the quarry found the fault, the Runner overruled the remedy and found eleven further words.</w:t>
       </w:r>
     </w:p>
     <w:p>
